--- a/MSCS532_Assignment5/Report/Quicksort_Report.docx
+++ b/MSCS532_Assignment5/Report/Quicksort_Report.docx
@@ -123,7 +123,23 @@
           <w:sz w:val="24"/>
           <w:szCs w:val="24"/>
         </w:rPr>
-        <w:t>Quicksort is one of the most commonly used sorting algorithms because it's usually very fast in practice and doesn't need extra memory the way merge sort does (</w:t>
+        <w:t xml:space="preserve">Quicksort is one of the </w:t>
+      </w:r>
+      <w:proofErr w:type="gramStart"/>
+      <w:r>
+        <w:rPr>
+          <w:sz w:val="24"/>
+          <w:szCs w:val="24"/>
+        </w:rPr>
+        <w:t>most commonly used</w:t>
+      </w:r>
+      <w:proofErr w:type="gramEnd"/>
+      <w:r>
+        <w:rPr>
+          <w:sz w:val="24"/>
+          <w:szCs w:val="24"/>
+        </w:rPr>
+        <w:t xml:space="preserve"> sorting algorithms because it's usually very fast in practice and doesn't need extra memory the way merge sort does (</w:t>
       </w:r>
       <w:proofErr w:type="spellStart"/>
       <w:r>
@@ -182,14 +198,30 @@
           <w:sz w:val="24"/>
           <w:szCs w:val="24"/>
         </w:rPr>
-        <w:t>Both versions use</w:t>
-      </w:r>
-      <w:r>
-        <w:rPr>
-          <w:sz w:val="24"/>
-          <w:szCs w:val="24"/>
-        </w:rPr>
-        <w:t xml:space="preserve">s </w:t>
+        <w:t xml:space="preserve">Both versions </w:t>
+      </w:r>
+      <w:proofErr w:type="gramStart"/>
+      <w:r>
+        <w:rPr>
+          <w:sz w:val="24"/>
+          <w:szCs w:val="24"/>
+        </w:rPr>
+        <w:t>use</w:t>
+      </w:r>
+      <w:r>
+        <w:rPr>
+          <w:sz w:val="24"/>
+          <w:szCs w:val="24"/>
+        </w:rPr>
+        <w:t>s</w:t>
+      </w:r>
+      <w:proofErr w:type="gramEnd"/>
+      <w:r>
+        <w:rPr>
+          <w:sz w:val="24"/>
+          <w:szCs w:val="24"/>
+        </w:rPr>
+        <w:t xml:space="preserve"> </w:t>
       </w:r>
       <w:proofErr w:type="spellStart"/>
       <w:r>
@@ -235,7 +267,23 @@
           <w:sz w:val="24"/>
           <w:szCs w:val="24"/>
         </w:rPr>
-        <w:t xml:space="preserve"> pick a pivot, move everything smaller than it to one side and everything bigger to the other side, then repeat that same process on each side. The complete, tested source code is provided in </w:t>
+        <w:t xml:space="preserve"> </w:t>
+      </w:r>
+      <w:proofErr w:type="gramStart"/>
+      <w:r>
+        <w:rPr>
+          <w:sz w:val="24"/>
+          <w:szCs w:val="24"/>
+        </w:rPr>
+        <w:t>pick</w:t>
+      </w:r>
+      <w:proofErr w:type="gramEnd"/>
+      <w:r>
+        <w:rPr>
+          <w:sz w:val="24"/>
+          <w:szCs w:val="24"/>
+        </w:rPr>
+        <w:t xml:space="preserve"> a pivot, move everything smaller than it to one side and everything bigger to the other side, then repeat that same process on each side. The complete, tested source code is provided in </w:t>
       </w:r>
       <w:r>
         <w:rPr>
@@ -425,56 +473,9 @@
           <w:sz w:val="24"/>
           <w:szCs w:val="24"/>
         </w:rPr>
-        <w:t>Best Case: Θ(n log n)</w:t>
-      </w:r>
-    </w:p>
-    <w:p>
-      <w:pPr>
-        <w:spacing w:line="480" w:lineRule="auto"/>
-        <w:ind w:firstLine="720"/>
-      </w:pPr>
-      <w:r>
-        <w:rPr>
-          <w:sz w:val="24"/>
-          <w:szCs w:val="24"/>
-        </w:rPr>
-        <w:t xml:space="preserve">If the pivot always happens to land right in the middle, so both halves are roughly the same size, the recurrence is T(n) = 2T(n/2) + Θ(n). Solving this with the Master Theorem gives T(n) = Θ(n log n). The intuition is pretty simple: since the array keeps splitting in half, it only takes about log2(n) rounds of splitting before everything is down to single elements. Each round still touches every element </w:t>
-      </w:r>
-      <w:r>
-        <w:rPr>
-          <w:sz w:val="24"/>
-          <w:szCs w:val="24"/>
-        </w:rPr>
-        <w:t>exactly once (Θ(n) total), and there are log(n) rounds, so the total is n log (n)</w:t>
-      </w:r>
-      <w:r>
-        <w:rPr>
-          <w:sz w:val="24"/>
-          <w:szCs w:val="24"/>
-        </w:rPr>
-        <w:t xml:space="preserve"> (</w:t>
-      </w:r>
-      <w:proofErr w:type="spellStart"/>
-      <w:r>
-        <w:rPr>
-          <w:sz w:val="24"/>
-          <w:szCs w:val="24"/>
-        </w:rPr>
-        <w:t>Cormen</w:t>
-      </w:r>
-      <w:proofErr w:type="spellEnd"/>
-      <w:r>
-        <w:rPr>
-          <w:sz w:val="24"/>
-          <w:szCs w:val="24"/>
-        </w:rPr>
-        <w:t xml:space="preserve"> et al., 2022).</w:t>
-      </w:r>
-    </w:p>
-    <w:p>
-      <w:pPr>
-        <w:spacing w:before="240" w:line="480" w:lineRule="auto"/>
-      </w:pPr>
+        <w:t xml:space="preserve">Best Case: </w:t>
+      </w:r>
+      <w:proofErr w:type="gramStart"/>
       <w:r>
         <w:rPr>
           <w:b/>
@@ -484,48 +485,9 @@
           <w:sz w:val="24"/>
           <w:szCs w:val="24"/>
         </w:rPr>
-        <w:t>Worst Case: Θ(n²)</w:t>
-      </w:r>
-    </w:p>
-    <w:p>
-      <w:pPr>
-        <w:spacing w:line="480" w:lineRule="auto"/>
-        <w:ind w:firstLine="720"/>
-      </w:pPr>
-      <w:r>
-        <w:rPr>
-          <w:sz w:val="24"/>
-          <w:szCs w:val="24"/>
-        </w:rPr>
-        <w:t xml:space="preserve">This happens when the split is as unbalanced as it can possibly be: one side ends up with everything, and the other side ends up empty. The recurrence becomes T(n) = T(n − 1) + Θ(n), </w:t>
-      </w:r>
-      <w:r>
-        <w:rPr>
-          <w:sz w:val="24"/>
-          <w:szCs w:val="24"/>
-        </w:rPr>
-        <w:lastRenderedPageBreak/>
-        <w:t xml:space="preserve">which works out to Θ(n²), basically n + (n-1) + (n-2) + ... + 1, which is roughly n²/2. For the deterministic version specifically, this bad case is not some rare fluke, it happens every single time on an already-sorted or reverse-sorted array. If the array is sorted and the pivot is always the last (largest) element, then literally everything else in the array is smaller than the pivot, so the partition puts everyone on one side and nobody on the other, the worst possible split, and this keeps happening at every level of recursion. Since sorted or nearly sorted data </w:t>
-      </w:r>
-      <w:r>
-        <w:rPr>
-          <w:sz w:val="24"/>
-          <w:szCs w:val="24"/>
-        </w:rPr>
-        <w:t>appears frequently in real applications, this is not just a theoretical concern</w:t>
-      </w:r>
-      <w:r>
-        <w:rPr>
-          <w:sz w:val="24"/>
-          <w:szCs w:val="24"/>
-        </w:rPr>
-        <w:t>.</w:t>
-      </w:r>
-    </w:p>
-    <w:p>
-      <w:pPr>
-        <w:spacing w:before="240" w:line="480" w:lineRule="auto"/>
-      </w:pPr>
+        <w:t>Θ(</w:t>
+      </w:r>
+      <w:proofErr w:type="gramEnd"/>
       <w:r>
         <w:rPr>
           <w:b/>
@@ -535,7 +497,7 @@
           <w:sz w:val="24"/>
           <w:szCs w:val="24"/>
         </w:rPr>
-        <w:t>Average Case: Θ(n log n)</w:t>
+        <w:t>n log n)</w:t>
       </w:r>
     </w:p>
     <w:p>
@@ -548,7 +510,53 @@
           <w:sz w:val="24"/>
           <w:szCs w:val="24"/>
         </w:rPr>
-        <w:t xml:space="preserve">Here's the interesting part: the split doesn't have to be perfectly 50/50 for Quicksort to still run in Θ(n log n). </w:t>
+        <w:t xml:space="preserve">If the pivot always happens to land right in the middle, so both halves are roughly the same size, the recurrence is T(n) = 2T(n/2) + Θ(n). Solving this with the Master Theorem gives T(n) = </w:t>
+      </w:r>
+      <w:proofErr w:type="gramStart"/>
+      <w:r>
+        <w:rPr>
+          <w:sz w:val="24"/>
+          <w:szCs w:val="24"/>
+        </w:rPr>
+        <w:t>Θ(</w:t>
+      </w:r>
+      <w:proofErr w:type="gramEnd"/>
+      <w:r>
+        <w:rPr>
+          <w:sz w:val="24"/>
+          <w:szCs w:val="24"/>
+        </w:rPr>
+        <w:t xml:space="preserve">n log n). The intuition is </w:t>
+      </w:r>
+      <w:proofErr w:type="gramStart"/>
+      <w:r>
+        <w:rPr>
+          <w:sz w:val="24"/>
+          <w:szCs w:val="24"/>
+        </w:rPr>
+        <w:t>pretty simple</w:t>
+      </w:r>
+      <w:proofErr w:type="gramEnd"/>
+      <w:r>
+        <w:rPr>
+          <w:sz w:val="24"/>
+          <w:szCs w:val="24"/>
+        </w:rPr>
+        <w:t xml:space="preserve">: since the array keeps splitting in half, it only takes about log2(n) rounds of splitting before everything is down to single elements. Each round still touches every element </w:t>
+      </w:r>
+      <w:r>
+        <w:rPr>
+          <w:sz w:val="24"/>
+          <w:szCs w:val="24"/>
+        </w:rPr>
+        <w:t>exactly once (Θ(n) total), and there are log(n) rounds, so the total is n log (n)</w:t>
+      </w:r>
+      <w:r>
+        <w:rPr>
+          <w:sz w:val="24"/>
+          <w:szCs w:val="24"/>
+        </w:rPr>
+        <w:t xml:space="preserve"> (</w:t>
       </w:r>
       <w:proofErr w:type="spellStart"/>
       <w:r>
@@ -564,7 +572,7 @@
           <w:sz w:val="24"/>
           <w:szCs w:val="24"/>
         </w:rPr>
-        <w:t xml:space="preserve"> et al. (2022, Sec. 7.4.2) show that even a pretty lopsided split, like 90/10, still keeps the recursion depth at Θ(log n), because the array is still being cut down by some constant fraction each time. On average, across all the possible pivot choices, bad splits and good splits tend to even out; a couple of unlucky splits in a row are usually balanced out by a lucky one later. Working through the actual math with an expected-value recurrence and the substitution method confirms that the expected running time is O(n log n).</w:t>
+        <w:t xml:space="preserve"> et al., 2022).</w:t>
       </w:r>
     </w:p>
     <w:p>
@@ -580,7 +588,7 @@
           <w:sz w:val="24"/>
           <w:szCs w:val="24"/>
         </w:rPr>
-        <w:t>Space Complexity</w:t>
+        <w:t>Worst Case: Θ(n²)</w:t>
       </w:r>
     </w:p>
     <w:p>
@@ -593,23 +601,23 @@
           <w:sz w:val="24"/>
           <w:szCs w:val="24"/>
         </w:rPr>
-        <w:t>Quicksort sorts the array in place, so it doesn't need extra arrays or buffers; that part is O(1). But because it's recursive, it does use stack space, and how much depends on how deep the recursion goes. In the best and average cases, recursion depth is about Θ(log n), so that's how much stack space gets used. In the worst case, recursion only shrinks the problem by one element each time, so the depth is Θ(n), meaning Θ(n) stack space too. There's a known trick to avoid this, recursing into the smaller half first and looping instead of recursing on the bigger half, which keeps the stack depth at O(log n) no matter what (</w:t>
-      </w:r>
-      <w:proofErr w:type="spellStart"/>
-      <w:r>
-        <w:rPr>
-          <w:sz w:val="24"/>
-          <w:szCs w:val="24"/>
-        </w:rPr>
-        <w:t>Cormen</w:t>
-      </w:r>
-      <w:proofErr w:type="spellEnd"/>
-      <w:r>
-        <w:rPr>
-          <w:sz w:val="24"/>
-          <w:szCs w:val="24"/>
-        </w:rPr>
-        <w:t xml:space="preserve"> et al., 2022, problem 7-4). This </w:t>
+        <w:t xml:space="preserve">This happens when the split is as unbalanced as it can possibly be: one side ends up with everything, and the other side ends up empty. The recurrence becomes T(n) = </w:t>
+      </w:r>
+      <w:proofErr w:type="gramStart"/>
+      <w:r>
+        <w:rPr>
+          <w:sz w:val="24"/>
+          <w:szCs w:val="24"/>
+        </w:rPr>
+        <w:t>T(</w:t>
+      </w:r>
+      <w:proofErr w:type="gramEnd"/>
+      <w:r>
+        <w:rPr>
+          <w:sz w:val="24"/>
+          <w:szCs w:val="24"/>
+        </w:rPr>
+        <w:t xml:space="preserve">n − 1) + Θ(n), </w:t>
       </w:r>
       <w:r>
         <w:rPr>
@@ -617,7 +625,21 @@
           <w:szCs w:val="24"/>
         </w:rPr>
         <w:lastRenderedPageBreak/>
-        <w:t>implementation doesn't include that trick, to keep the code simple and close to the textbook version, but it matters in practice: in the empirical tests below, Python's recursion limit had to be raised manually just to get the deterministic version to finish on larger sorted arrays without crashing.</w:t>
+        <w:t xml:space="preserve">which works out to Θ(n²), basically n + (n-1) + (n-2) + ... + 1, which is roughly n²/2. For the deterministic version specifically, this bad case is not some rare fluke, it happens every single time on an already-sorted or reverse-sorted array. If the array is sorted and the pivot is always the last (largest) element, then literally everything else in the array is smaller than the pivot, so the partition puts everyone on one side and nobody on the other, the worst possible split, and this keeps happening at every level of recursion. Since sorted or nearly sorted data </w:t>
+      </w:r>
+      <w:r>
+        <w:rPr>
+          <w:sz w:val="24"/>
+          <w:szCs w:val="24"/>
+        </w:rPr>
+        <w:t>appears frequently in real applications, this is not just a theoretical concern</w:t>
+      </w:r>
+      <w:r>
+        <w:rPr>
+          <w:sz w:val="24"/>
+          <w:szCs w:val="24"/>
+        </w:rPr>
+        <w:t>.</w:t>
       </w:r>
     </w:p>
     <w:p>
@@ -633,7 +655,31 @@
           <w:sz w:val="24"/>
           <w:szCs w:val="24"/>
         </w:rPr>
-        <w:t>Why Randomizing the Pivot Actually Helps</w:t>
+        <w:t xml:space="preserve">Average Case: </w:t>
+      </w:r>
+      <w:proofErr w:type="gramStart"/>
+      <w:r>
+        <w:rPr>
+          <w:b/>
+          <w:bCs/>
+          <w:i/>
+          <w:iCs/>
+          <w:sz w:val="24"/>
+          <w:szCs w:val="24"/>
+        </w:rPr>
+        <w:t>Θ(</w:t>
+      </w:r>
+      <w:proofErr w:type="gramEnd"/>
+      <w:r>
+        <w:rPr>
+          <w:b/>
+          <w:bCs/>
+          <w:i/>
+          <w:iCs/>
+          <w:sz w:val="24"/>
+          <w:szCs w:val="24"/>
+        </w:rPr>
+        <w:t>n log n)</w:t>
       </w:r>
     </w:p>
     <w:p>
@@ -646,7 +692,329 @@
           <w:sz w:val="24"/>
           <w:szCs w:val="24"/>
         </w:rPr>
-        <w:t xml:space="preserve">Randomizing the pivot does not get rid of the Θ(n²) worst case. It's still technically possible for the random number generator to keep picking the worst possible pivot every time. What changes is why the worst case would happen. For the deterministic version, the input itself decides what pivots get picked, so a specific kind of input (sorted data) can force the worst case every single time, guaranteed. For the randomized version, the pivots depend on random chance instead, completely separate from what the input looks like. So for any input, the expected running time is Θ(n log n), and the odds of actually hitting the bad case get smaller as n grows; </w:t>
+        <w:t xml:space="preserve">Here's the interesting part: the split doesn't have to be perfectly 50/50 for Quicksort to still run in </w:t>
+      </w:r>
+      <w:proofErr w:type="gramStart"/>
+      <w:r>
+        <w:rPr>
+          <w:sz w:val="24"/>
+          <w:szCs w:val="24"/>
+        </w:rPr>
+        <w:t>Θ(</w:t>
+      </w:r>
+      <w:proofErr w:type="gramEnd"/>
+      <w:r>
+        <w:rPr>
+          <w:sz w:val="24"/>
+          <w:szCs w:val="24"/>
+        </w:rPr>
+        <w:t xml:space="preserve">n log n). </w:t>
+      </w:r>
+      <w:proofErr w:type="spellStart"/>
+      <w:r>
+        <w:rPr>
+          <w:sz w:val="24"/>
+          <w:szCs w:val="24"/>
+        </w:rPr>
+        <w:t>Cormen</w:t>
+      </w:r>
+      <w:proofErr w:type="spellEnd"/>
+      <w:r>
+        <w:rPr>
+          <w:sz w:val="24"/>
+          <w:szCs w:val="24"/>
+        </w:rPr>
+        <w:t xml:space="preserve"> et al. (2022, Sec. 7.4.2) show that even a </w:t>
+      </w:r>
+      <w:proofErr w:type="gramStart"/>
+      <w:r>
+        <w:rPr>
+          <w:sz w:val="24"/>
+          <w:szCs w:val="24"/>
+        </w:rPr>
+        <w:t>pretty lopsided</w:t>
+      </w:r>
+      <w:proofErr w:type="gramEnd"/>
+      <w:r>
+        <w:rPr>
+          <w:sz w:val="24"/>
+          <w:szCs w:val="24"/>
+        </w:rPr>
+        <w:t xml:space="preserve"> split, like 90/10, </w:t>
+      </w:r>
+      <w:proofErr w:type="gramStart"/>
+      <w:r>
+        <w:rPr>
+          <w:sz w:val="24"/>
+          <w:szCs w:val="24"/>
+        </w:rPr>
+        <w:t>still keeps</w:t>
+      </w:r>
+      <w:proofErr w:type="gramEnd"/>
+      <w:r>
+        <w:rPr>
+          <w:sz w:val="24"/>
+          <w:szCs w:val="24"/>
+        </w:rPr>
+        <w:t xml:space="preserve"> the recursion depth at </w:t>
+      </w:r>
+      <w:proofErr w:type="gramStart"/>
+      <w:r>
+        <w:rPr>
+          <w:sz w:val="24"/>
+          <w:szCs w:val="24"/>
+        </w:rPr>
+        <w:t>Θ(</w:t>
+      </w:r>
+      <w:proofErr w:type="gramEnd"/>
+      <w:r>
+        <w:rPr>
+          <w:sz w:val="24"/>
+          <w:szCs w:val="24"/>
+        </w:rPr>
+        <w:t xml:space="preserve">log n), because the array is still being cut down by some constant fraction each time. On average, across all the possible pivot choices, bad splits and good splits tend to even out; a couple of unlucky splits in a row are usually balanced out by a lucky one later. Working through the actual math with an expected-value recurrence and the substitution method confirms that the expected running time is </w:t>
+      </w:r>
+      <w:proofErr w:type="gramStart"/>
+      <w:r>
+        <w:rPr>
+          <w:sz w:val="24"/>
+          <w:szCs w:val="24"/>
+        </w:rPr>
+        <w:t>O(</w:t>
+      </w:r>
+      <w:proofErr w:type="gramEnd"/>
+      <w:r>
+        <w:rPr>
+          <w:sz w:val="24"/>
+          <w:szCs w:val="24"/>
+        </w:rPr>
+        <w:t>n log n).</w:t>
+      </w:r>
+    </w:p>
+    <w:p>
+      <w:pPr>
+        <w:spacing w:before="240" w:line="480" w:lineRule="auto"/>
+      </w:pPr>
+      <w:r>
+        <w:rPr>
+          <w:b/>
+          <w:bCs/>
+          <w:i/>
+          <w:iCs/>
+          <w:sz w:val="24"/>
+          <w:szCs w:val="24"/>
+        </w:rPr>
+        <w:t>Space Complexity</w:t>
+      </w:r>
+    </w:p>
+    <w:p>
+      <w:pPr>
+        <w:spacing w:line="480" w:lineRule="auto"/>
+        <w:ind w:firstLine="720"/>
+      </w:pPr>
+      <w:r>
+        <w:rPr>
+          <w:sz w:val="24"/>
+          <w:szCs w:val="24"/>
+        </w:rPr>
+        <w:t xml:space="preserve">Quicksort sorts the array in place, so it doesn't need extra arrays or buffers; that part is </w:t>
+      </w:r>
+      <w:proofErr w:type="gramStart"/>
+      <w:r>
+        <w:rPr>
+          <w:sz w:val="24"/>
+          <w:szCs w:val="24"/>
+        </w:rPr>
+        <w:t>O(</w:t>
+      </w:r>
+      <w:proofErr w:type="gramEnd"/>
+      <w:r>
+        <w:rPr>
+          <w:sz w:val="24"/>
+          <w:szCs w:val="24"/>
+        </w:rPr>
+        <w:t xml:space="preserve">1). But because it's recursive, it does use stack space, and how much depends on how deep the recursion goes. In the best and average cases, recursion depth is about </w:t>
+      </w:r>
+      <w:proofErr w:type="gramStart"/>
+      <w:r>
+        <w:rPr>
+          <w:sz w:val="24"/>
+          <w:szCs w:val="24"/>
+        </w:rPr>
+        <w:t>Θ(</w:t>
+      </w:r>
+      <w:proofErr w:type="gramEnd"/>
+      <w:r>
+        <w:rPr>
+          <w:sz w:val="24"/>
+          <w:szCs w:val="24"/>
+        </w:rPr>
+        <w:t xml:space="preserve">log n), so that's how much stack space gets used. In the worst case, recursion only shrinks the problem by one element each time, so the depth is Θ(n), meaning Θ(n) stack space too. There's a known trick to avoid this, recursing into the smaller half first and looping instead of recursing on the bigger half, which keeps the stack depth at </w:t>
+      </w:r>
+      <w:proofErr w:type="gramStart"/>
+      <w:r>
+        <w:rPr>
+          <w:sz w:val="24"/>
+          <w:szCs w:val="24"/>
+        </w:rPr>
+        <w:t>O(</w:t>
+      </w:r>
+      <w:proofErr w:type="gramEnd"/>
+      <w:r>
+        <w:rPr>
+          <w:sz w:val="24"/>
+          <w:szCs w:val="24"/>
+        </w:rPr>
+        <w:t>log n) no matter what (</w:t>
+      </w:r>
+      <w:proofErr w:type="spellStart"/>
+      <w:r>
+        <w:rPr>
+          <w:sz w:val="24"/>
+          <w:szCs w:val="24"/>
+        </w:rPr>
+        <w:t>Cormen</w:t>
+      </w:r>
+      <w:proofErr w:type="spellEnd"/>
+      <w:r>
+        <w:rPr>
+          <w:sz w:val="24"/>
+          <w:szCs w:val="24"/>
+        </w:rPr>
+        <w:t xml:space="preserve"> et al., 2022, problem 7-4). This </w:t>
+      </w:r>
+      <w:r>
+        <w:rPr>
+          <w:sz w:val="24"/>
+          <w:szCs w:val="24"/>
+        </w:rPr>
+        <w:lastRenderedPageBreak/>
+        <w:t>implementation doesn't include that trick, to keep the code simple and close to the textbook version, but it matters in practice: in the empirical tests below, Python's recursion limit had to be raised manually just to get the deterministic version to finish on larger sorted arrays without crashing.</w:t>
+      </w:r>
+    </w:p>
+    <w:p>
+      <w:pPr>
+        <w:spacing w:before="240" w:line="480" w:lineRule="auto"/>
+      </w:pPr>
+      <w:r>
+        <w:rPr>
+          <w:b/>
+          <w:bCs/>
+          <w:i/>
+          <w:iCs/>
+          <w:sz w:val="24"/>
+          <w:szCs w:val="24"/>
+        </w:rPr>
+        <w:t>Why Randomizing the Pivot Actually Helps</w:t>
+      </w:r>
+    </w:p>
+    <w:p>
+      <w:pPr>
+        <w:spacing w:line="480" w:lineRule="auto"/>
+        <w:ind w:firstLine="720"/>
+      </w:pPr>
+      <w:r>
+        <w:rPr>
+          <w:sz w:val="24"/>
+          <w:szCs w:val="24"/>
+        </w:rPr>
+        <w:t xml:space="preserve">Randomizing the pivot does not get rid of </w:t>
+      </w:r>
+      <w:proofErr w:type="gramStart"/>
+      <w:r>
+        <w:rPr>
+          <w:sz w:val="24"/>
+          <w:szCs w:val="24"/>
+        </w:rPr>
+        <w:t>the Θ(n²)</w:t>
+      </w:r>
+      <w:proofErr w:type="gramEnd"/>
+      <w:r>
+        <w:rPr>
+          <w:sz w:val="24"/>
+          <w:szCs w:val="24"/>
+        </w:rPr>
+        <w:t xml:space="preserve"> worst case. It's still technically possible for the random number generator to keep picking the worst possible pivot every time. What changes </w:t>
+      </w:r>
+      <w:proofErr w:type="gramStart"/>
+      <w:r>
+        <w:rPr>
+          <w:sz w:val="24"/>
+          <w:szCs w:val="24"/>
+        </w:rPr>
+        <w:t>is</w:t>
+      </w:r>
+      <w:proofErr w:type="gramEnd"/>
+      <w:r>
+        <w:rPr>
+          <w:sz w:val="24"/>
+          <w:szCs w:val="24"/>
+        </w:rPr>
+        <w:t xml:space="preserve"> why the worst case would happen. For the deterministic version, the input itself decides what pivots get picked, so a specific kind of input (sorted data) can force the worst case every single time, guaranteed. For the randomized version, the pivots depend on random chance instead, </w:t>
+      </w:r>
+      <w:proofErr w:type="gramStart"/>
+      <w:r>
+        <w:rPr>
+          <w:sz w:val="24"/>
+          <w:szCs w:val="24"/>
+        </w:rPr>
+        <w:t>completely separate</w:t>
+      </w:r>
+      <w:proofErr w:type="gramEnd"/>
+      <w:r>
+        <w:rPr>
+          <w:sz w:val="24"/>
+          <w:szCs w:val="24"/>
+        </w:rPr>
+        <w:t xml:space="preserve"> from what the input looks like. </w:t>
+      </w:r>
+      <w:proofErr w:type="gramStart"/>
+      <w:r>
+        <w:rPr>
+          <w:sz w:val="24"/>
+          <w:szCs w:val="24"/>
+        </w:rPr>
+        <w:t>So</w:t>
+      </w:r>
+      <w:proofErr w:type="gramEnd"/>
+      <w:r>
+        <w:rPr>
+          <w:sz w:val="24"/>
+          <w:szCs w:val="24"/>
+        </w:rPr>
+        <w:t xml:space="preserve"> for any input, the expected running time is </w:t>
+      </w:r>
+      <w:proofErr w:type="gramStart"/>
+      <w:r>
+        <w:rPr>
+          <w:sz w:val="24"/>
+          <w:szCs w:val="24"/>
+        </w:rPr>
+        <w:t>Θ(</w:t>
+      </w:r>
+      <w:proofErr w:type="gramEnd"/>
+      <w:r>
+        <w:rPr>
+          <w:sz w:val="24"/>
+          <w:szCs w:val="24"/>
+        </w:rPr>
+        <w:t xml:space="preserve">n log n), and the odds of </w:t>
+      </w:r>
+      <w:proofErr w:type="gramStart"/>
+      <w:r>
+        <w:rPr>
+          <w:sz w:val="24"/>
+          <w:szCs w:val="24"/>
+        </w:rPr>
+        <w:t>actually hitting</w:t>
+      </w:r>
+      <w:proofErr w:type="gramEnd"/>
+      <w:r>
+        <w:rPr>
+          <w:sz w:val="24"/>
+          <w:szCs w:val="24"/>
+        </w:rPr>
+        <w:t xml:space="preserve"> the bad case get smaller as n grows; </w:t>
       </w:r>
       <w:proofErr w:type="spellStart"/>
       <w:r>
@@ -1662,9 +2030,26 @@
           <w:sz w:val="24"/>
           <w:szCs w:val="24"/>
         </w:rPr>
-        <w:t xml:space="preserve">Random input: both versions scale about the same, which lines up with the Θ(n log n) expectation. The randomized one is a bit slower here, maybe 30 to 40 percent, but that's just the overhead of calling </w:t>
+        <w:t xml:space="preserve">Random input: both versions scale about the same, which lines up with the </w:t>
+      </w:r>
+      <w:proofErr w:type="gramStart"/>
+      <w:r>
+        <w:rPr>
+          <w:sz w:val="24"/>
+          <w:szCs w:val="24"/>
+        </w:rPr>
+        <w:t>Θ(</w:t>
+      </w:r>
+      <w:proofErr w:type="gramEnd"/>
+      <w:r>
+        <w:rPr>
+          <w:sz w:val="24"/>
+          <w:szCs w:val="24"/>
+        </w:rPr>
+        <w:t xml:space="preserve">n log n) expectation. The randomized one is a bit slower here, maybe 30 to 40 percent, but that's just the overhead of calling </w:t>
       </w:r>
       <w:proofErr w:type="spellStart"/>
+      <w:proofErr w:type="gramStart"/>
       <w:r>
         <w:rPr>
           <w:sz w:val="24"/>
@@ -1673,6 +2058,7 @@
         <w:t>random.randint</w:t>
       </w:r>
       <w:proofErr w:type="spellEnd"/>
+      <w:proofErr w:type="gramEnd"/>
       <w:r>
         <w:rPr>
           <w:sz w:val="24"/>
@@ -1707,7 +2093,55 @@
           <w:sz w:val="24"/>
           <w:szCs w:val="24"/>
         </w:rPr>
-        <w:t xml:space="preserve"> doubles (0.0079 s to 0.0336 s to 0.1428 s to 0.5831 s going from n = 500 to n = 4000). That's the classic sign of Θ(n²) growth. Meanwhile, the randomized version barely changes at all across these same inputs, its times stay close to what was seen on random data. By n = 4000, the deterministic version is about 115 times slower than the randomized version on sorted input, and about 80 times slower on reverse-sorted input. This is a really clean, visible confirmation of the theory discussed earlier.</w:t>
+        <w:t xml:space="preserve"> doubles (0.0079 s to 0.0336 s to 0.1428 s to 0.5831 s going from n = 500 to n = 4000). That's the classic sign of Θ(n²) growth. Meanwhile, the randomized version barely changes at </w:t>
+      </w:r>
+      <w:proofErr w:type="gramStart"/>
+      <w:r>
+        <w:rPr>
+          <w:sz w:val="24"/>
+          <w:szCs w:val="24"/>
+        </w:rPr>
+        <w:t>all across</w:t>
+      </w:r>
+      <w:proofErr w:type="gramEnd"/>
+      <w:r>
+        <w:rPr>
+          <w:sz w:val="24"/>
+          <w:szCs w:val="24"/>
+        </w:rPr>
+        <w:t xml:space="preserve"> these same inputs, its </w:t>
+      </w:r>
+      <w:proofErr w:type="gramStart"/>
+      <w:r>
+        <w:rPr>
+          <w:sz w:val="24"/>
+          <w:szCs w:val="24"/>
+        </w:rPr>
+        <w:t>times</w:t>
+      </w:r>
+      <w:proofErr w:type="gramEnd"/>
+      <w:r>
+        <w:rPr>
+          <w:sz w:val="24"/>
+          <w:szCs w:val="24"/>
+        </w:rPr>
+        <w:t xml:space="preserve"> stay close to what was seen on random data. By n = 4000, the deterministic version is about 115 times slower than the randomized version on sorted input, and about 80 times slower on reverse-sorted input. This is a </w:t>
+      </w:r>
+      <w:proofErr w:type="gramStart"/>
+      <w:r>
+        <w:rPr>
+          <w:sz w:val="24"/>
+          <w:szCs w:val="24"/>
+        </w:rPr>
+        <w:t>really clean</w:t>
+      </w:r>
+      <w:proofErr w:type="gramEnd"/>
+      <w:r>
+        <w:rPr>
+          <w:sz w:val="24"/>
+          <w:szCs w:val="24"/>
+        </w:rPr>
+        <w:t>, visible confirmation of the theory discussed earlier.</w:t>
       </w:r>
     </w:p>
     <w:p>
@@ -1720,7 +2154,39 @@
           <w:sz w:val="24"/>
           <w:szCs w:val="24"/>
         </w:rPr>
-        <w:t xml:space="preserve">Duplicate-heavy input: this one was a bit surprising. Both versions slowed down together here, tracking each other almost exactly, and both were noticeably slower than you'd expect from Θ(n log n). The reason comes down to how the partition step works: it only checks whether something is less than or equal to the pivot, so when a huge chunk of the array is equal to the pivot, those equal elements still get shuffled around one at a time instead of being grouped together in one go. This creates a lopsided split no matter which of the equal-valued elements happens to get picked as the pivot, so randomizing the pivot choice doesn't actually fix anything here, because the problem isn't which value gets picked, it's that there are too many copies of it. </w:t>
+        <w:t xml:space="preserve">Duplicate-heavy input: this one was a bit surprising. Both versions slowed down together here, tracking each other almost exactly, and both were noticeably slower than you'd expect from </w:t>
+      </w:r>
+      <w:proofErr w:type="gramStart"/>
+      <w:r>
+        <w:rPr>
+          <w:sz w:val="24"/>
+          <w:szCs w:val="24"/>
+        </w:rPr>
+        <w:t>Θ(</w:t>
+      </w:r>
+      <w:proofErr w:type="gramEnd"/>
+      <w:r>
+        <w:rPr>
+          <w:sz w:val="24"/>
+          <w:szCs w:val="24"/>
+        </w:rPr>
+        <w:t xml:space="preserve">n log n). The reason comes down to how the partition step works: it only checks whether something is less than or equal to the pivot, so when a huge chunk of the array is equal to the pivot, those equal elements still get shuffled around one at a time instead of being grouped together in one go. This creates a lopsided split no matter which of the equal-valued elements happens to get picked as the pivot, so randomizing the pivot choice doesn't </w:t>
+      </w:r>
+      <w:proofErr w:type="gramStart"/>
+      <w:r>
+        <w:rPr>
+          <w:sz w:val="24"/>
+          <w:szCs w:val="24"/>
+        </w:rPr>
+        <w:t>actually fix</w:t>
+      </w:r>
+      <w:proofErr w:type="gramEnd"/>
+      <w:r>
+        <w:rPr>
+          <w:sz w:val="24"/>
+          <w:szCs w:val="24"/>
+        </w:rPr>
+        <w:t xml:space="preserve"> anything here, because the problem isn't which value gets picked, it's that there are too many copies of it. </w:t>
       </w:r>
       <w:r>
         <w:rPr>
@@ -1759,7 +2225,23 @@
           <w:sz w:val="24"/>
           <w:szCs w:val="24"/>
         </w:rPr>
-        <w:t>Basically, everything comes down to how balanced the splits are. Balanced splits give you Θ(n log n), and badly unbalanced splits give you Θ(n²). The deterministic version is simple to write, but it's fragile, it hits its absolute worst case on something as ordinary as sorted data, which is a real problem since sorted or nearly-sorted data shows up constantly in the real world. The timing tests back this up clearly: the deterministic version got 80 to 115 times slower than the randomized one at n = 4000 on sorted and reverse-sorted input. Randomizing the pivot doesn't make the worst case disappear in theory, but it makes it depend on bad luck instead of bad input, which in practice means it basically never happens. The one thing randomization doesn't fix is the slowdown from lots of duplicate values, since that's caused by how the partitioning itself works, not by which pivot gets picked. Fixing that would require a different partitioning approach (three-way partitioning), which is described in the outside reference used here, Bentley and McIlroy (1993).</w:t>
+        <w:t xml:space="preserve">Basically, everything comes down to how balanced the splits are. Balanced splits give you </w:t>
+      </w:r>
+      <w:proofErr w:type="gramStart"/>
+      <w:r>
+        <w:rPr>
+          <w:sz w:val="24"/>
+          <w:szCs w:val="24"/>
+        </w:rPr>
+        <w:t>Θ(</w:t>
+      </w:r>
+      <w:proofErr w:type="gramEnd"/>
+      <w:r>
+        <w:rPr>
+          <w:sz w:val="24"/>
+          <w:szCs w:val="24"/>
+        </w:rPr>
+        <w:t>n log n), and badly unbalanced splits give you Θ(n²). The deterministic version is simple to write, but it's fragile, it hits its absolute worst case on something as ordinary as sorted data, which is a real problem since sorted or nearly-sorted data shows up constantly in the real world. The timing tests back this up clearly: the deterministic version got 80 to 115 times slower than the randomized one at n = 4000 on sorted and reverse-sorted input. Randomizing the pivot doesn't make the worst case disappear in theory, but it makes it depend on bad luck instead of bad input, which in practice means it basically never happens. The one thing randomization doesn't fix is the slowdown from lots of duplicate values, since that's caused by how the partitioning itself works, not by which pivot gets picked. Fixing that would require a different partitioning approach (three-way partitioning), which is described in the outside reference used here, Bentley and McIlroy (1993).</w:t>
       </w:r>
     </w:p>
     <w:p>
@@ -1775,7 +2257,6 @@
     <w:p>
       <w:pPr>
         <w:spacing w:line="480" w:lineRule="auto"/>
-        <w:ind w:firstLine="720"/>
       </w:pPr>
       <w:proofErr w:type="spellStart"/>
       <w:r>
@@ -1791,8 +2272,18 @@
           <w:sz w:val="24"/>
           <w:szCs w:val="24"/>
         </w:rPr>
-        <w:t xml:space="preserve"> Repo Link: </w:t>
-      </w:r>
+        <w:t xml:space="preserve"> Link:</w:t>
+      </w:r>
+      <w:hyperlink r:id="rId8" w:history="1">
+        <w:r>
+          <w:rPr>
+            <w:rStyle w:val="Hyperlink"/>
+            <w:sz w:val="24"/>
+            <w:szCs w:val="24"/>
+          </w:rPr>
+          <w:t>https://github.com/sitaulasandip/MSCS532/tree/main/MSCS532_Assignment5</w:t>
+        </w:r>
+      </w:hyperlink>
     </w:p>
     <w:p>
       <w:pPr>
@@ -1824,7 +2315,23 @@
           <w:sz w:val="24"/>
           <w:szCs w:val="24"/>
         </w:rPr>
-        <w:t xml:space="preserve">Bentley, J. L., &amp; McIlroy, M. D. (1993). Engineering a sort function. </w:t>
+        <w:t xml:space="preserve">Bentley, J. L., &amp; McIlroy, M. D. (1993). Engineering a </w:t>
+      </w:r>
+      <w:proofErr w:type="gramStart"/>
+      <w:r>
+        <w:rPr>
+          <w:sz w:val="24"/>
+          <w:szCs w:val="24"/>
+        </w:rPr>
+        <w:t>sort</w:t>
+      </w:r>
+      <w:proofErr w:type="gramEnd"/>
+      <w:r>
+        <w:rPr>
+          <w:sz w:val="24"/>
+          <w:szCs w:val="24"/>
+        </w:rPr>
+        <w:t xml:space="preserve"> function. </w:t>
       </w:r>
       <w:r>
         <w:rPr>
@@ -1959,7 +2466,6 @@
       </w:r>
     </w:p>
     <w:sectPr>
-      <w:headerReference w:type="default" r:id="rId8"/>
       <w:pgSz w:w="12240" w:h="15840"/>
       <w:pgMar w:top="1440" w:right="1440" w:bottom="1440" w:left="1440" w:header="708" w:footer="708" w:gutter="0"/>
       <w:cols w:space="720"/>
@@ -2005,52 +2511,6 @@
     </w:p>
   </w:footnote>
 </w:footnotes>
-</file>
-
-<file path=word/header1.xml><?xml version="1.0" encoding="utf-8"?>
-<w:hdr xmlns:wpc="http://schemas.microsoft.com/office/word/2010/wordprocessingCanvas" xmlns:cx="http://schemas.microsoft.com/office/drawing/2014/chartex" xmlns:cx1="http://schemas.microsoft.com/office/drawing/2015/9/8/chartex" xmlns:cx2="http://schemas.microsoft.com/office/drawing/2015/10/21/chartex" xmlns:cx3="http://schemas.microsoft.com/office/drawing/2016/5/9/chartex" xmlns:cx4="http://schemas.microsoft.com/office/drawing/2016/5/10/chartex" xmlns:cx5="http://schemas.microsoft.com/office/drawing/2016/5/11/chartex" xmlns:cx6="http://schemas.microsoft.com/office/drawing/2016/5/12/chartex" xmlns:cx7="http://schemas.microsoft.com/office/drawing/2016/5/13/chartex" xmlns:cx8="http://schemas.microsoft.com/office/drawing/2016/5/14/chartex" xmlns:mc="http://schemas.openxmlformats.org/markup-compatibility/2006" xmlns:aink="http://schemas.microsoft.com/office/drawing/2016/ink" xmlns:am3d="http://schemas.microsoft.com/office/drawing/2017/model3d" xmlns:o="urn:schemas-microsoft-com:office:office" xmlns:oel="http://schemas.microsoft.com/office/2019/extlst" xmlns:r="http://schemas.openxmlformats.org/officeDocument/2006/relationships" xmlns:m="http://schemas.openxmlformats.org/officeDocument/2006/math" xmlns:v="urn:schemas-microsoft-com:vml" xmlns:wp14="http://schemas.microsoft.com/office/word/2010/wordprocessingDrawing" xmlns:wp="http://schemas.openxmlformats.org/drawingml/2006/wordprocessingDrawing" xmlns:w10="urn:schemas-microsoft-com:office:word" xmlns:w="http://schemas.openxmlformats.org/wordprocessingml/2006/main" xmlns:w14="http://schemas.microsoft.com/office/word/2010/wordml" xmlns:w15="http://schemas.microsoft.com/office/word/2012/wordml" xmlns:w16cex="http://schemas.microsoft.com/office/word/2018/wordml/cex" xmlns:w16cid="http://schemas.microsoft.com/office/word/2016/wordml/cid" xmlns:w16="http://schemas.microsoft.com/office/word/2018/wordml" xmlns:w16du="http://schemas.microsoft.com/office/word/2023/wordml/word16du" xmlns:w16sdtdh="http://schemas.microsoft.com/office/word/2020/wordml/sdtdatahash" xmlns:w16sdtfl="http://schemas.microsoft.com/office/word/2024/wordml/sdtformatlock" xmlns:w16se="http://schemas.microsoft.com/office/word/2015/wordml/symex" xmlns:wpg="http://schemas.microsoft.com/office/word/2010/wordprocessingGroup" xmlns:wpi="http://schemas.microsoft.com/office/word/2010/wordprocessingInk" xmlns:wne="http://schemas.microsoft.com/office/word/2006/wordml" xmlns:wps="http://schemas.microsoft.com/office/word/2010/wordprocessingShape" mc:Ignorable="w14 w15 w16se w16cid w16 w16cex w16sdtdh w16sdtfl w16du wp14">
-  <w:p>
-    <w:pPr>
-      <w:jc w:val="right"/>
-    </w:pPr>
-    <w:r>
-      <w:rPr>
-        <w:sz w:val="24"/>
-        <w:szCs w:val="24"/>
-      </w:rPr>
-      <w:fldChar w:fldCharType="begin"/>
-    </w:r>
-    <w:r>
-      <w:rPr>
-        <w:sz w:val="24"/>
-        <w:szCs w:val="24"/>
-      </w:rPr>
-      <w:instrText>PAGE</w:instrText>
-    </w:r>
-    <w:r>
-      <w:rPr>
-        <w:sz w:val="24"/>
-        <w:szCs w:val="24"/>
-      </w:rPr>
-      <w:fldChar w:fldCharType="separate"/>
-    </w:r>
-    <w:r>
-      <w:rPr>
-        <w:noProof/>
-        <w:sz w:val="24"/>
-        <w:szCs w:val="24"/>
-      </w:rPr>
-      <w:t>1</w:t>
-    </w:r>
-    <w:r>
-      <w:rPr>
-        <w:sz w:val="24"/>
-        <w:szCs w:val="24"/>
-      </w:rPr>
-      <w:fldChar w:fldCharType="end"/>
-    </w:r>
-  </w:p>
-</w:hdr>
 </file>
 
 <file path=word/numbering.xml><?xml version="1.0" encoding="utf-8"?>
@@ -2754,6 +3214,60 @@
       </w:tblBorders>
     </w:tblPr>
   </w:style>
+  <w:style w:type="paragraph" w:styleId="Header">
+    <w:name w:val="header"/>
+    <w:basedOn w:val="Normal"/>
+    <w:link w:val="HeaderChar"/>
+    <w:uiPriority w:val="99"/>
+    <w:unhideWhenUsed/>
+    <w:rsid w:val="00846958"/>
+    <w:pPr>
+      <w:tabs>
+        <w:tab w:val="center" w:pos="4680"/>
+        <w:tab w:val="right" w:pos="9360"/>
+      </w:tabs>
+    </w:pPr>
+  </w:style>
+  <w:style w:type="character" w:customStyle="1" w:styleId="HeaderChar">
+    <w:name w:val="Header Char"/>
+    <w:basedOn w:val="DefaultParagraphFont"/>
+    <w:link w:val="Header"/>
+    <w:uiPriority w:val="99"/>
+    <w:rsid w:val="00846958"/>
+  </w:style>
+  <w:style w:type="paragraph" w:styleId="Footer">
+    <w:name w:val="footer"/>
+    <w:basedOn w:val="Normal"/>
+    <w:link w:val="FooterChar"/>
+    <w:uiPriority w:val="99"/>
+    <w:unhideWhenUsed/>
+    <w:rsid w:val="00846958"/>
+    <w:pPr>
+      <w:tabs>
+        <w:tab w:val="center" w:pos="4680"/>
+        <w:tab w:val="right" w:pos="9360"/>
+      </w:tabs>
+    </w:pPr>
+  </w:style>
+  <w:style w:type="character" w:customStyle="1" w:styleId="FooterChar">
+    <w:name w:val="Footer Char"/>
+    <w:basedOn w:val="DefaultParagraphFont"/>
+    <w:link w:val="Footer"/>
+    <w:uiPriority w:val="99"/>
+    <w:rsid w:val="00846958"/>
+  </w:style>
+  <w:style w:type="character" w:styleId="UnresolvedMention">
+    <w:name w:val="Unresolved Mention"/>
+    <w:basedOn w:val="DefaultParagraphFont"/>
+    <w:uiPriority w:val="99"/>
+    <w:semiHidden/>
+    <w:unhideWhenUsed/>
+    <w:rsid w:val="00846958"/>
+    <w:rPr>
+      <w:color w:val="605E5C"/>
+      <w:shd w:val="clear" w:color="auto" w:fill="E1DFDD"/>
+    </w:rPr>
+  </w:style>
 </w:styles>
 </file>
 
